--- a/1.4m2/1.docx
+++ b/1.4m2/1.docx
@@ -15,32 +15,41 @@
     <w:p>
       <w:pPr>
         <w:spacing w:line="240" w:lineRule="auto"/>
+      </w:pPr>
+      <w:r>
         <w:rPr>
           <w:lang w:val="en-US"/>
         </w:rPr>
-      </w:pPr>
+        <w:t>Performance</w:t>
+      </w:r>
+      <w:r>
+        <w:t xml:space="preserve"> </w:t>
+      </w:r>
       <w:r>
         <w:rPr>
           <w:lang w:val="en-US"/>
         </w:rPr>
-        <w:t xml:space="preserve">Performance Art </w:t>
+        <w:t>Art</w:t>
+      </w:r>
+      <w:r>
+        <w:t xml:space="preserve"> </w:t>
       </w:r>
     </w:p>
     <w:p>
       <w:pPr>
         <w:spacing w:line="240" w:lineRule="auto"/>
+      </w:pPr>
+      <w:r>
+        <w:t xml:space="preserve">Διάρκεια </w:t>
+      </w:r>
+      <w:r>
+        <w:t xml:space="preserve">: 20-40 </w:t>
+      </w:r>
+      <w:r>
         <w:rPr>
           <w:lang w:val="en-US"/>
         </w:rPr>
-      </w:pPr>
-      <w:r>
-        <w:t xml:space="preserve">Διάρκεια </w:t>
-      </w:r>
-      <w:r>
-        <w:rPr>
-          <w:lang w:val="en-US"/>
-        </w:rPr>
-        <w:t>: 20-40 min</w:t>
+        <w:t>min</w:t>
       </w:r>
     </w:p>
     <w:p>
@@ -70,7 +79,19 @@
         <w:rPr>
           <w:color w:val="1D2228"/>
         </w:rPr>
-        <w:t xml:space="preserve"> . Υπάρχει ήδη στην Ασία με διαφορετικές  ονομασίες . Τι αξία έχει πραγματικά το να ζεις  σε  1,4 τετραγωνικά μέτρα ; </w:t>
+        <w:t xml:space="preserve"> </w:t>
+      </w:r>
+      <w:r>
+        <w:rPr>
+          <w:color w:val="1D2228"/>
+        </w:rPr>
+        <w:t>:</w:t>
+      </w:r>
+      <w:r>
+        <w:rPr>
+          <w:color w:val="1D2228"/>
+        </w:rPr>
+        <w:t xml:space="preserve"> Υπάρχει ήδη στην Ασία με διαφορετικές  ονομασίες . Τι αξία έχει πραγματικά το να ζεις  σε  1,4 τετραγωνικά μέτρα ; </w:t>
       </w:r>
     </w:p>
     <w:p>
@@ -114,7 +135,31 @@
         <w:rPr>
           <w:color w:val="1D2228"/>
         </w:rPr>
-        <w:t xml:space="preserve"> έρχεται σταδιακά να αποτελέσει μια κατάσταση κανονικότητας σύμφωνα με την οποία ο άνθρωπος πλέον χάνει το δικαίωμα να ζει αλλά μετατρέπεται σε μια μηχανή παραγωγής που στοιβάζεται και αποθηκεύεται ενώ ταυτόχρονα η  ζωτική αξία ολοένα και  αυξάνεται. </w:t>
+        <w:t xml:space="preserve"> </w:t>
+      </w:r>
+      <w:r>
+        <w:rPr>
+          <w:color w:val="1D2228"/>
+        </w:rPr>
+        <w:t xml:space="preserve">ή δωματίων κάψουλες </w:t>
+      </w:r>
+      <w:r>
+        <w:rPr>
+          <w:color w:val="1D2228"/>
+        </w:rPr>
+        <w:t>έρχεται σταδιακά να αποτελέσει μια κατάσταση κανονικότητας σύμφωνα με την οποία ο άνθρωπος πλέον χάνει το δικαίωμα να ζει αλλά μετατρέπεται σε μια μηχανή παραγωγής που στοιβάζεται και αποθηκεύετ</w:t>
+      </w:r>
+      <w:r>
+        <w:rPr>
+          <w:color w:val="1D2228"/>
+        </w:rPr>
+        <w:t xml:space="preserve">αι ενώ ταυτόχρονα το κόστος αξίας του να ζεις </w:t>
+      </w:r>
+      <w:r>
+        <w:rPr>
+          <w:color w:val="1D2228"/>
+        </w:rPr>
+        <w:t xml:space="preserve"> ολοένα και  αυξάνεται. </w:t>
       </w:r>
     </w:p>
     <w:p>
